--- a/ML4H-response.docx
+++ b/ML4H-response.docx
@@ -625,6 +625,18 @@
     </w:p>
     <w:p>
       <w:pPr>
+        <w:spacing w:before="100" w:beforeAutospacing="1" w:after="100" w:afterAutospacing="1"/>
+        <w:ind w:left="360"/>
+        <w:rPr>
+          <w:rFonts w:ascii="Noto Sans" w:hAnsi="Noto Sans" w:cs="Noto Sans"/>
+          <w:color w:val="333333"/>
+          <w:sz w:val="21"/>
+          <w:szCs w:val="21"/>
+        </w:rPr>
+      </w:pPr>
+    </w:p>
+    <w:p>
+      <w:pPr>
         <w:numPr>
           <w:ilvl w:val="0"/>
           <w:numId w:val="2"/>
@@ -644,7 +656,6 @@
           <w:sz w:val="21"/>
           <w:szCs w:val="21"/>
         </w:rPr>
-        <w:lastRenderedPageBreak/>
         <w:t xml:space="preserve">Benefits of up-triage are not modelled, only the cost side is simulated. The work claims "systemic effects", but the benefit (earlier assessment of true positives) is not quantified. Without it, hard to judge whether a 5 min average LOS increase is worth catching 35% of deteriorations at roughly 20 </w:t>
       </w:r>
       <w:proofErr w:type="spellStart"/>
@@ -1108,7 +1119,6 @@
           <w:bCs/>
           <w:color w:val="2C3A4A"/>
         </w:rPr>
-        <w:lastRenderedPageBreak/>
         <w:t>Review for Submission215</w:t>
       </w:r>
     </w:p>
@@ -1534,6 +1544,7 @@
           <w:sz w:val="21"/>
           <w:szCs w:val="21"/>
         </w:rPr>
+        <w:lastRenderedPageBreak/>
         <w:t xml:space="preserve">Additional Comments </w:t>
       </w:r>
       <w:proofErr w:type="gramStart"/>
@@ -1582,7 +1593,6 @@
           <w:sz w:val="21"/>
           <w:szCs w:val="21"/>
         </w:rPr>
-        <w:lastRenderedPageBreak/>
         <w:t xml:space="preserve">I would suggest </w:t>
       </w:r>
       <w:proofErr w:type="gramStart"/>
@@ -1820,7 +1830,6 @@
           <w:bCs/>
           <w:color w:val="2C3A4A"/>
         </w:rPr>
-        <w:lastRenderedPageBreak/>
         <w:t>valuable framing but methodological gaps limit conclusions</w:t>
       </w:r>
     </w:p>
@@ -2257,7 +2266,7 @@
           <w:sz w:val="21"/>
           <w:szCs w:val="21"/>
         </w:rPr>
-        <w:t xml:space="preserve">The model used to estimate LOS changes in the simulation does not appear to have been validated. The authors should report its calibration/discrimination on held-out data, as well as whether the simulation reproduces observed LOS and crowding patterns. Without these </w:t>
+        <w:t xml:space="preserve">The model used to estimate LOS changes in the simulation does not appear to have been validated. The authors should report its calibration/discrimination on held-out data, as well as </w:t>
       </w:r>
       <w:r>
         <w:rPr>
@@ -2267,7 +2276,7 @@
           <w:szCs w:val="21"/>
         </w:rPr>
         <w:lastRenderedPageBreak/>
-        <w:t>checks, it is difficult to judge how much confidence to place in the simulated effects of up-triage.</w:t>
+        <w:t>whether the simulation reproduces observed LOS and crowding patterns. Without these checks, it is difficult to judge how much confidence to place in the simulated effects of up-triage.</w:t>
       </w:r>
     </w:p>
     <w:p>
@@ -2288,6 +2297,95 @@
           <w:szCs w:val="21"/>
         </w:rPr>
         <w:t>Mean imputation was performed separately in the training and test cohorts. The means should instead be estimated from the training data and applied to the test data. The current approach uses information from the test cohort that would not be available when patients arrive one at a time.</w:t>
+      </w:r>
+    </w:p>
+    <w:p>
+      <w:pPr>
+        <w:spacing w:before="100" w:beforeAutospacing="1" w:after="100" w:afterAutospacing="1"/>
+        <w:rPr>
+          <w:rFonts w:ascii="Noto Sans" w:hAnsi="Noto Sans" w:cs="Noto Sans"/>
+          <w:color w:val="EE0000"/>
+          <w:sz w:val="21"/>
+          <w:szCs w:val="21"/>
+        </w:rPr>
+      </w:pPr>
+      <w:r>
+        <w:rPr>
+          <w:rFonts w:ascii="Noto Sans" w:hAnsi="Noto Sans" w:cs="Noto Sans"/>
+          <w:color w:val="EE0000"/>
+          <w:sz w:val="21"/>
+          <w:szCs w:val="21"/>
+        </w:rPr>
+        <w:t xml:space="preserve">We thank the reviewer for catching this, which was an error in the text rather than the methods themselves. All means used during the imputation process were calculated on the training dataset </w:t>
+      </w:r>
+      <w:proofErr w:type="gramStart"/>
+      <w:r>
+        <w:rPr>
+          <w:rFonts w:ascii="Noto Sans" w:hAnsi="Noto Sans" w:cs="Noto Sans"/>
+          <w:color w:val="EE0000"/>
+          <w:sz w:val="21"/>
+          <w:szCs w:val="21"/>
+        </w:rPr>
+        <w:t>alone, and</w:t>
+      </w:r>
+      <w:proofErr w:type="gramEnd"/>
+      <w:r>
+        <w:rPr>
+          <w:rFonts w:ascii="Noto Sans" w:hAnsi="Noto Sans" w:cs="Noto Sans"/>
+          <w:color w:val="EE0000"/>
+          <w:sz w:val="21"/>
+          <w:szCs w:val="21"/>
+        </w:rPr>
+        <w:t xml:space="preserve"> applied separately to the training and test cohort. (We </w:t>
+      </w:r>
+      <w:proofErr w:type="spellStart"/>
+      <w:r>
+        <w:rPr>
+          <w:rFonts w:ascii="Noto Sans" w:hAnsi="Noto Sans" w:cs="Noto Sans"/>
+          <w:color w:val="EE0000"/>
+          <w:sz w:val="21"/>
+          <w:szCs w:val="21"/>
+        </w:rPr>
+        <w:t>emphasise</w:t>
+      </w:r>
+      <w:proofErr w:type="spellEnd"/>
+      <w:r>
+        <w:rPr>
+          <w:rFonts w:ascii="Noto Sans" w:hAnsi="Noto Sans" w:cs="Noto Sans"/>
+          <w:color w:val="EE0000"/>
+          <w:sz w:val="21"/>
+          <w:szCs w:val="21"/>
+        </w:rPr>
+        <w:t xml:space="preserve"> that imputation is used only for the multilayer perceptron; other models, including the </w:t>
+      </w:r>
+      <w:proofErr w:type="spellStart"/>
+      <w:r>
+        <w:rPr>
+          <w:rFonts w:ascii="Noto Sans" w:hAnsi="Noto Sans" w:cs="Noto Sans"/>
+          <w:color w:val="EE0000"/>
+          <w:sz w:val="21"/>
+          <w:szCs w:val="21"/>
+        </w:rPr>
+        <w:t>XGBoost</w:t>
+      </w:r>
+      <w:proofErr w:type="spellEnd"/>
+      <w:r>
+        <w:rPr>
+          <w:rFonts w:ascii="Noto Sans" w:hAnsi="Noto Sans" w:cs="Noto Sans"/>
+          <w:color w:val="EE0000"/>
+          <w:sz w:val="21"/>
+          <w:szCs w:val="21"/>
+        </w:rPr>
+        <w:t xml:space="preserve"> </w:t>
+      </w:r>
+      <w:r>
+        <w:rPr>
+          <w:rFonts w:ascii="Noto Sans" w:hAnsi="Noto Sans" w:cs="Noto Sans"/>
+          <w:color w:val="EE0000"/>
+          <w:sz w:val="21"/>
+          <w:szCs w:val="21"/>
+        </w:rPr>
+        <w:t>Classifier on which the final deterioration prediction model is built, can handle missing values directly). We have now edited the texts to clarify this.</w:t>
       </w:r>
     </w:p>
     <w:p>
@@ -2485,13 +2583,25 @@
           <w:szCs w:val="21"/>
         </w:rPr>
       </w:pPr>
-      <w:r>
-        <w:rPr>
-          <w:rFonts w:ascii="Noto Sans" w:hAnsi="Noto Sans" w:cs="Noto Sans"/>
-          <w:color w:val="333333"/>
-          <w:sz w:val="21"/>
-          <w:szCs w:val="21"/>
-        </w:rPr>
+    </w:p>
+    <w:p>
+      <w:pPr>
+        <w:spacing w:before="100" w:beforeAutospacing="1" w:after="100" w:afterAutospacing="1"/>
+        <w:rPr>
+          <w:rFonts w:ascii="Noto Sans" w:hAnsi="Noto Sans" w:cs="Noto Sans"/>
+          <w:color w:val="333333"/>
+          <w:sz w:val="21"/>
+          <w:szCs w:val="21"/>
+        </w:rPr>
+      </w:pPr>
+      <w:r>
+        <w:rPr>
+          <w:rFonts w:ascii="Noto Sans" w:hAnsi="Noto Sans" w:cs="Noto Sans"/>
+          <w:color w:val="333333"/>
+          <w:sz w:val="21"/>
+          <w:szCs w:val="21"/>
+        </w:rPr>
+        <w:lastRenderedPageBreak/>
         <w:t>How many patients left without being seen or against medical advice, and how does excluding them affect the results?</w:t>
       </w:r>
     </w:p>
@@ -2593,7 +2703,6 @@
           <w:sz w:val="21"/>
           <w:szCs w:val="21"/>
         </w:rPr>
-        <w:lastRenderedPageBreak/>
         <w:t>Rating:</w:t>
       </w:r>
       <w:r>
@@ -2769,7 +2878,6 @@
           <w:bCs w:val="0"/>
           <w:color w:val="2C3A4A"/>
         </w:rPr>
-        <w:lastRenderedPageBreak/>
         <w:t>Review for ML-based detection of up-triage for pediatric emergency department patients</w:t>
       </w:r>
     </w:p>
@@ -3481,6 +3589,7 @@
           <w:sz w:val="21"/>
           <w:szCs w:val="21"/>
         </w:rPr>
+        <w:lastRenderedPageBreak/>
         <w:t xml:space="preserve">What do the simulation seeds </w:t>
       </w:r>
       <w:proofErr w:type="gramStart"/>
@@ -3667,7 +3776,6 @@
           <w:sz w:val="21"/>
           <w:szCs w:val="21"/>
         </w:rPr>
-        <w:lastRenderedPageBreak/>
         <w:t>Confidentiality Confirmation:</w:t>
       </w:r>
       <w:r>
